--- a/flow/20230914_vu_template/В,У - Мінея/09-Вересень/19-__-Трофима.docx
+++ b/flow/20230914_vu_template/В,У - Мінея/09-Вересень/19-__-Трофима.docx
@@ -1303,7 +1303,7 @@
           <w:sz w:val="24"/>
           <w:szCs w:val="24"/>
         </w:rPr>
-        <w:t>ить чоловік до свого діла,* і до своєї праці аж до вечора.</w:t>
+        <w:t>ить людина до свого діла,* і до своєї праці аж до вечора.</w:t>
       </w:r>
     </w:p>
     <w:p>
@@ -1793,7 +1793,7 @@
           <w:sz w:val="24"/>
           <w:szCs w:val="24"/>
         </w:rPr>
-        <w:t>о милости твоєї, але вислухай, Господи, усі наші спасенні прохання, і вчини нас достойними любити і боятися тебе від усього серця нашого і творити в усьому волю твою. Бо ти є добрий і чоловіколюбний Бог, і тобі славу віддаємо: Отцю, і Сину, і Святому Духов</w:t>
+        <w:t>о милости твоєї, але вислухай, Господи, усі наші спасенні прохання, і вчини нас достойними любити і боятися тебе від усього серця нашого і творити в усьому волю твою. Бо ти є добрий і людинолюбний Бог, і тобі славу віддаємо: Отцю, і Сину, і Святому Духов</w:t>
       </w:r>
       <w:r>
         <w:rPr>
@@ -1873,7 +1873,7 @@
           <w:sz w:val="24"/>
           <w:szCs w:val="24"/>
         </w:rPr>
-        <w:t>ю, що знаєш думки людські, що відаєш те, чого ми потребуємо, і багато більше, ніж ми просимо, або розуміємо. Самий ти, чоловіколюбний Царю, у всьому добрий, задовольни нас багатством твоїх ласк, щоб ми непостидною совістю призивали святе ім'я твоє; і не вв</w:t>
+        <w:t>ю, що знаєш думки людські, що відаєш те, чого ми потребуємо, і багато більше, ніж ми просимо, або розуміємо. Самий ти, людинолюбний Царю, у всьому добрий, задовольни нас багатством твоїх ласк, щоб ми непостидною совістю призивали святе ім'я твоє; і не вв</w:t>
       </w:r>
       <w:r>
         <w:rPr>
@@ -1925,7 +1925,7 @@
           <w:sz w:val="24"/>
           <w:szCs w:val="24"/>
         </w:rPr>
-        <w:t xml:space="preserve"> Святого твого Духа, − милістю, щедротами і чоловіколюб'ям єдинородного Сина твого, з яким і ти є благословенний, з пресвятим, добрим і животворящим твоїм Духом, нині і повсякчас, і на віки віків. Амінь.</w:t>
+        <w:t xml:space="preserve"> Святого твого Духа, − милістю, щедротами і людинолюб'ям єдинородного Сина твого, з яким і ти є благословенний, з пресвятим, добрим і животворящим твоїм Духом, нині і повсякчас, і на віки віків. Амінь.</w:t>
       </w:r>
     </w:p>
     <w:p>
@@ -1969,7 +1969,7 @@
           <w:sz w:val="24"/>
           <w:szCs w:val="24"/>
         </w:rPr>
-        <w:t xml:space="preserve"> чоловіколюбного Бога нашого. Бо ти Бог наш і тобі славу віддаємо: Отцю, і Сину, і Святому Духові, нині і повсякчас, і на віки віків. Амінь.</w:t>
+        <w:t xml:space="preserve"> людинолюбного Бога нашого. Бо ти Бог наш і тобі славу віддаємо: Отцю, і Сину, і Святому Духові, нині і повсякчас, і на віки віків. Амінь.</w:t>
       </w:r>
     </w:p>
     <w:p>
@@ -2029,7 +2029,7 @@
           <w:sz w:val="24"/>
           <w:szCs w:val="24"/>
         </w:rPr>
-        <w:t xml:space="preserve">оєї доброти, приносячи твоєму милосердю молитви і моління, за наші і всіх твоїх людей провини. Відвідай їх задля молитов святої Богородиці. Бо ти є добрий і чоловіколюбний </w:t>
+        <w:t xml:space="preserve">оєї доброти, приносячи твоєму милосердю молитви і моління, за наші і всіх твоїх людей провини. Відвідай їх задля молитов святої Богородиці. Бо ти є добрий і людинолюбний </w:t>
       </w:r>
       <w:r>
         <w:rPr>
@@ -9665,7 +9665,7 @@
           <w:szCs w:val="24"/>
           <w:u w:val="single"/>
         </w:rPr>
-        <w:t>перішню годину стати перед твоїм обличчям, щоб тебе визнавати і принести тобі вечірнє славослов'я. Направ, Чоловіколюбче, молитву нашу, немов кадило, перед тобою і прийми її, як благовонний запах. Дай нам мирний цей вечір і близьку вже ніч; зодягни нас у б</w:t>
+        <w:t>перішню годину стати перед твоїм обличчям, щоб тебе визнавати і принести тобі вечірнє славослов'я. Направ, Людинолюбче, молитву нашу, немов кадило, перед тобою і прийми її, як благовонний запах. Дай нам мирний цей вечір і близьку вже ніч; зодягни нас у б</w:t>
       </w:r>
       <w:r>
         <w:rPr>
@@ -9954,7 +9954,7 @@
           <w:sz w:val="24"/>
           <w:szCs w:val="24"/>
         </w:rPr>
-        <w:t xml:space="preserve"> Господи, Боже наш, що прихилив небо і зійшов на спасіння людського роду! Зглянься на слуг твоїх і на спадкоємство твоє, бо перед тобою, страшним і чоловіколюбним Суддею, слуги твої схилили свої голови і зігнули свої шиї, не від лю</w:t>
+        <w:t xml:space="preserve"> Господи, Боже наш, що прихилив небо і зійшов на спасіння людського роду! Зглянься на слуг твоїх і на спадкоємство твоє, бо перед тобою, страшним і людинолюбним Суддею, слуги твої схилили свої голови і зігнули свої шиї, не від лю</w:t>
       </w:r>
       <w:r>
         <w:rPr>
@@ -11878,7 +11878,7 @@
           <w:sz w:val="24"/>
           <w:szCs w:val="24"/>
         </w:rPr>
-        <w:t>, і всіх святих, помилує і спасе нас, як благий і чоловіколюбець.</w:t>
+        <w:t>, і всіх святих, помилує і спасе нас, як благий і людинолюбний.</w:t>
       </w:r>
     </w:p>
     <w:p>
@@ -13429,7 +13429,7 @@
           <w:sz w:val="24"/>
           <w:szCs w:val="24"/>
         </w:rPr>
-        <w:t>Мене залічено до тих, що сходять у яму.* Я став як чоловік, що допомоги не має.</w:t>
+        <w:t>Мене залічено до тих, що сходять у яму.* Я став як людина, що допомоги не має.</w:t>
       </w:r>
     </w:p>
     <w:p>
@@ -15112,7 +15112,7 @@
           <w:sz w:val="24"/>
           <w:szCs w:val="24"/>
         </w:rPr>
-        <w:t xml:space="preserve">и нам. Не відкинь нас від лиця твого, але дозволь, як Добрий і Чоловіколюбець, аж до останнього нашого віддиху появляти тобі жертву справедливости й приноси на святих твоїх жертовниках, милістю і ласками і чоловіколюб'ям єдинородного Сина твого, з яким ти </w:t>
+        <w:t xml:space="preserve">и нам. Не відкинь нас від лиця твого, але дозволь, як Добрий і Людинолюбець, аж до останнього нашого віддиху появляти тобі жертву справедливости й приноси на святих твоїх жертовниках, милістю і ласками і людинолюб'ям єдинородного Сина твого, з яким ти </w:t>
       </w:r>
       <w:r>
         <w:rPr>
@@ -17209,7 +17209,7 @@
           <w:sz w:val="24"/>
           <w:szCs w:val="24"/>
         </w:rPr>
-        <w:t xml:space="preserve"> Дереву хреста твого поклоняємось, Чоловіколюбче,* бо на ньому ти – Життя всіх, розп'явся і відчинив, Спасе, ра</w:t>
+        <w:t xml:space="preserve"> Дереву хреста твого поклоняємось, Людинолюбче,* бо на ньому ти – Життя всіх, розп'явся і відчинив, Спасе, ра</w:t>
       </w:r>
       <w:r>
         <w:rPr>
@@ -17580,7 +17580,7 @@
           <w:sz w:val="24"/>
           <w:szCs w:val="24"/>
         </w:rPr>
-        <w:t>Бо Ти благий і Чоловіколюбець Бог єси і Тобі славу возсилаємо Отцю, і Сину, і Святому Духові</w:t>
+        <w:t>Бо Ти благий і Людинолюбець Бог єси і Тобі славу возсилаємо Отцю, і Сину, і Святому Духові</w:t>
       </w:r>
       <w:r>
         <w:rPr>
@@ -18218,8 +18218,7 @@
           <w:szCs w:val="24"/>
           <w:u w:val="single"/>
         </w:rPr>
-        <w:lastRenderedPageBreak/>
-        <w:t>і Духом владичним утверди нас, і радість спасіння твого яви нам. Не відкинь нас від лиця твого, але дозволь, як Добрий і Чоловіколюбець, аж до останнього нашого віддиху появляти тобі жертву справедливости й приноси на святих твоїх жертовниках, милістю і ла</w:t>
+        <w:t>і Духом владичним утверди нас, і радість спасіння твого яви нам. Не відкинь нас від лиця твого, але дозволь, як Добрий і Людинолюбець, аж до останнього нашого віддиху появляти тобі жертву справедливости й приноси на святих твоїх жертовниках, милістю і ла</w:t>
       </w:r>
       <w:r>
         <w:rPr>
@@ -18228,7 +18227,7 @@
           <w:szCs w:val="24"/>
           <w:u w:val="single"/>
         </w:rPr>
-        <w:t>сками і чоловіколюб'ям єдинородного Сина твого, з яким ти є благословенний з пресвятим, добрим і животворящим твоїм Духом, нині й повсякчас, і на віки віків. Амінь.]</w:t>
+        <w:t>сками і людинолюб'ям єдинородного Сина твого, з яким ти є благословенний з пресвятим, добрим і животворящим твоїм Духом, нині й повсякчас, і на віки віків. Амінь.]</w:t>
       </w:r>
     </w:p>
     <w:p>
@@ -23668,7 +23667,7 @@
           <w:sz w:val="24"/>
           <w:szCs w:val="24"/>
         </w:rPr>
-        <w:t>де в чому згрішили добровільно чи недобровільно, як добрий і чоловіколюбний Бог, прости і даруй нам земні й небесні добра твої:</w:t>
+        <w:t>де в чому згрішили добровільно чи недобровільно, як добрий і людинолюбний Бог, прости і даруй нам земні й небесні добра твої:</w:t>
       </w:r>
     </w:p>
     <w:p>
@@ -25199,7 +25198,7 @@
           <w:sz w:val="24"/>
           <w:szCs w:val="24"/>
         </w:rPr>
-        <w:t>, і всіх святих, помилує і спасе нас, як благий і чоловіколюбець.</w:t>
+        <w:t>, і всіх святих, помилує і спасе нас, як благий і людинолюбний.</w:t>
       </w:r>
     </w:p>
     <w:p>
